--- a/docs/Relatorio_SmartHAS_Fase5_Cap1.docx
+++ b/docs/Relatorio_SmartHAS_Fase5_Cap1.docx
@@ -240,7 +240,33 @@
         <w:spacing w:after="120"/>
       </w:pPr>
       <w:r>
-        <w:t xml:space="preserve">Diante disso, a verificação foi feita via `expo start --web` (react-native-web), testando a aplicação real no navegador contra o backend rodando de verdade: login com usuário semeado, listagem dos recursos vindos da API, abertura de um chat (que envia a mensagem inicial de interesse e recebe a resposta persistida no backend), bloqueio correto de ações para o modo Visitante, formulário de oferta com os seletores de categoria/tipo/condição, e o assistente ConectaIA disparando a chamada real para a API de IA. Funcionalidades estritamente nativas (mapa com react-native-maps, câmera nativa, notificações push) não puderam ser validadas nesse ambiente — a tela de Mapa usa uma lista ordenada por proximidade como alternativa (não há chave do Google Maps disponível), e push notification fica documentado como próximo passo (depende de credenciais Apple/Google que o projeto não possui).</w:t>
+        <w:t xml:space="preserve">Diante disso, a verificação foi feita via `expo start --web` (react-native-web), testando a aplicação real no navegador contra o backend rodando de verdade: login com usuário semeado, listagem dos recursos vindos da API, abertura de um chat (que envia a mensagem inicial de interesse e recebe a resposta persistida no backend), bloqueio correto de ações para o modo Visitante, formulário de oferta com os seletores de categoria/tipo/condição, o mapa interativo e o assistente ConectaIA (detalhados a seguir). A única funcionalidade que realmente depende de hardware nativo (câmera/galeria via expo-image-picker, usada para a foto de perfil e do recurso) não pôde ser exercitada nesse ambiente web, ficando validada apenas por leitura de código; notificações push ficam documentadas como próximo passo (dependem de credenciais Apple/Google que o projeto não possui).</w:t>
+      </w:r>
+    </w:p>
+    <w:p>
+      <w:pPr>
+        <w:pStyle w:val="ListParagraph"/>
+        <w:numPr>
+          <w:ilvl w:val="0"/>
+          <w:numId w:val="1"/>
+        </w:numPr>
+        <w:spacing w:after="60"/>
+      </w:pPr>
+      <w:r>
+        <w:t xml:space="preserve">Mapa: em vez de react-native-maps (que exigiria uma chave paga do Google Maps para renderizar tiles no Android), o mapa da comunidade usa Leaflet + OpenStreetMap dentro de um WebView — gratuito, sem chave, e com o mesmo HTML rodando tanto no WebView nativo (iOS/Android) quanto num &lt;iframe&gt; na versão web (arquivo MapWebView.web.tsx), o que permitiu testar o mapa de verdade, com pan/zoom e pins clicáveis mostrando categoria e ofertante, mesmo sem emulador.</w:t>
+      </w:r>
+    </w:p>
+    <w:p>
+      <w:pPr>
+        <w:pStyle w:val="ListParagraph"/>
+        <w:numPr>
+          <w:ilvl w:val="0"/>
+          <w:numId w:val="1"/>
+        </w:numPr>
+        <w:spacing w:after="60"/>
+      </w:pPr>
+      <w:r>
+        <w:t xml:space="preserve">ConectaIA: chama a API do Gemini (Google AI Studio) diretamente do cliente, com chave própria configurada via variável de ambiente. Testado com uma pergunta real enviada pelo chat e resposta recebida da IA de verdade — não é mais um placeholder.</w:t>
       </w:r>
     </w:p>
     <w:p>
@@ -350,7 +376,7 @@
         <w:spacing w:after="60"/>
       </w:pPr>
       <w:r>
-        <w:t xml:space="preserve">Testar a build nativa em um dispositivo físico ou em uma máquina sem o conflito do Vanguard, para validar mapa nativo, câmera e navegação 100% nativa.</w:t>
+        <w:t xml:space="preserve">Testar a build nativa em um dispositivo físico ou em uma máquina sem o conflito do Vanguard, para validar câmera, notificações e navegação 100% nativa (o mapa e a IA já funcionam de verdade também na versão web, então essa parte não depende do build nativo).</w:t>
       </w:r>
     </w:p>
     <w:p>
@@ -429,6 +455,19 @@
       </w:pPr>
       <w:r>
         <w:t xml:space="preserve">Regras de segurança do Firestore hoje em modo teste (leitura/escrita liberada) — restringir por usuário autenticado antes de qualquer uso além do acadêmico, seguindo o alerta do próprio Cap. 13 do material sobre esse ponto.</w:t>
+      </w:r>
+    </w:p>
+    <w:p>
+      <w:pPr>
+        <w:pStyle w:val="ListParagraph"/>
+        <w:numPr>
+          <w:ilvl w:val="0"/>
+          <w:numId w:val="1"/>
+        </w:numPr>
+        <w:spacing w:after="60"/>
+      </w:pPr>
+      <w:r>
+        <w:t xml:space="preserve">Habilitar HTTPS/TLS na comunicação mobile/web ↔ backend (hoje em HTTP simples, adequado para desenvolvimento local, mas não para produção).</w:t>
       </w:r>
     </w:p>
     <w:p>
@@ -520,6 +559,19 @@
       </w:pPr>
       <w:r>
         <w:t xml:space="preserve">Autorização: rotas públicas (listagem/detalhe de recursos, autenticação), rotas autenticadas (perfil, mensagens, publicar recurso) e rotas exclusivas de ADMIN (listar/excluir usuários, estatísticas) — inalteradas em relação à versão anterior.</w:t>
+      </w:r>
+    </w:p>
+    <w:p>
+      <w:pPr>
+        <w:pStyle w:val="ListParagraph"/>
+        <w:numPr>
+          <w:ilvl w:val="0"/>
+          <w:numId w:val="1"/>
+        </w:numPr>
+        <w:spacing w:after="60"/>
+      </w:pPr>
+      <w:r>
+        <w:t xml:space="preserve">Comunicação mobile/web ↔ backend: protegida por token JWT em toda rota autenticada (o "segredo" nunca trafega, só o token assinado) e CORS restrito às origens conhecidas. A camada de transporte roda em HTTP simples nesta entrega (ambiente local de desenvolvimento, sem certificado); habilitar HTTPS/TLS é item de roadmap para um deploy real (seção 2.4).</w:t>
       </w:r>
     </w:p>
     <w:p>
@@ -1590,7 +1642,7 @@
         <w:spacing w:after="60"/>
       </w:pPr>
       <w:r>
-        <w:t xml:space="preserve">Código-fonte completo: pasta deste projeto (mobile-react-native/, mobile/, backend/, web/) e/ou repositório GitHub — link a acrescentar aqui.</w:t>
+        <w:t xml:space="preserve">Código-fonte completo (mobile-react-native/, mobile/, backend/, web/) no repositório GitHub: https://github.com/YuriRASousa/ComunidadeConectada_FASE5</w:t>
       </w:r>
     </w:p>
     <w:p>
@@ -1616,7 +1668,7 @@
         <w:spacing w:after="60"/>
       </w:pPr>
       <w:r>
-        <w:t xml:space="preserve">Vídeo de demonstração (até 5 min, YouTube não listado) — link a acrescentar aqui.</w:t>
+        <w:t xml:space="preserve">Vídeo de demonstração (até 5 min, YouTube não listado): https://youtu.be/6GpY25Bgr6E</w:t>
       </w:r>
     </w:p>
     <w:p>
